--- a/docs/AML-Scan Tool/Specification Document AML-Scan Tool.docx
+++ b/docs/AML-Scan Tool/Specification Document AML-Scan Tool.docx
@@ -1532,15 +1532,32 @@
         </w:rPr>
         <w:t>" service which will be based on the "Regulat.io" application (</w:t>
       </w:r>
-      <w:hyperlink r:id="rId10" w:history="1">
-        <w:r>
-          <w:rPr>
-            <w:rStyle w:val="Collegamentoipertestuale"/>
-            <w:lang w:val="en"/>
-          </w:rPr>
-          <w:t>https://app.regulat.io</w:t>
-        </w:r>
-      </w:hyperlink>
+      <w:r>
+        <w:fldChar w:fldCharType="begin"/>
+      </w:r>
+      <w:r>
+        <w:rPr>
+          <w:lang w:val="en-GB"/>
+        </w:rPr>
+        <w:instrText>HYPERLINK "https://app.regulat.io"</w:instrText>
+      </w:r>
+      <w:r>
+        <w:fldChar w:fldCharType="separate"/>
+      </w:r>
+      <w:r>
+        <w:rPr>
+          <w:rStyle w:val="Collegamentoipertestuale"/>
+          <w:lang w:val="en"/>
+        </w:rPr>
+        <w:t>https://app.regulat.io</w:t>
+      </w:r>
+      <w:r>
+        <w:rPr>
+          <w:rStyle w:val="Collegamentoipertestuale"/>
+          <w:lang w:val="en"/>
+        </w:rPr>
+        <w:fldChar w:fldCharType="end"/>
+      </w:r>
       <w:r>
         <w:rPr>
           <w:lang w:val="en"/>
@@ -2122,7 +2139,29 @@
         <w:rPr>
           <w:lang w:val="en"/>
         </w:rPr>
-        <w:t>Profiles (profiles.schema.json)</w:t>
+        <w:t>Profiles (</w:t>
+      </w:r>
+      <w:proofErr w:type="spellStart"/>
+      <w:proofErr w:type="gramStart"/>
+      <w:r>
+        <w:rPr>
+          <w:lang w:val="en"/>
+        </w:rPr>
+        <w:t>profiles.schema</w:t>
+      </w:r>
+      <w:proofErr w:type="gramEnd"/>
+      <w:r>
+        <w:rPr>
+          <w:lang w:val="en"/>
+        </w:rPr>
+        <w:t>.json</w:t>
+      </w:r>
+      <w:proofErr w:type="spellEnd"/>
+      <w:r>
+        <w:rPr>
+          <w:lang w:val="en"/>
+        </w:rPr>
+        <w:t>)</w:t>
       </w:r>
     </w:p>
     <w:p>
@@ -2138,6 +2177,7 @@
           <w:lang w:val="en-GB"/>
         </w:rPr>
       </w:pPr>
+      <w:proofErr w:type="spellStart"/>
       <w:r>
         <w:rPr>
           <w:lang w:val="en"/>
@@ -2150,17 +2190,46 @@
         </w:rPr>
         <w:t>gere</w:t>
       </w:r>
-      <w:r>
-        <w:rPr>
-          <w:lang w:val="en"/>
-        </w:rPr>
-        <w:t xml:space="preserve"> "k</w:t>
-      </w:r>
-      <w:r>
-        <w:rPr>
-          <w:lang w:val="en"/>
-        </w:rPr>
-        <w:t>ytech" under items/properties/source/enum.</w:t>
+      <w:proofErr w:type="spellEnd"/>
+      <w:r>
+        <w:rPr>
+          <w:lang w:val="en"/>
+        </w:rPr>
+        <w:t xml:space="preserve"> "</w:t>
+      </w:r>
+      <w:proofErr w:type="spellStart"/>
+      <w:r>
+        <w:rPr>
+          <w:lang w:val="en"/>
+        </w:rPr>
+        <w:t>k</w:t>
+      </w:r>
+      <w:r>
+        <w:rPr>
+          <w:lang w:val="en"/>
+        </w:rPr>
+        <w:t>ytech</w:t>
+      </w:r>
+      <w:proofErr w:type="spellEnd"/>
+      <w:r>
+        <w:rPr>
+          <w:lang w:val="en"/>
+        </w:rPr>
+        <w:t>" under items/properties/source/</w:t>
+      </w:r>
+      <w:proofErr w:type="spellStart"/>
+      <w:r>
+        <w:rPr>
+          <w:lang w:val="en"/>
+        </w:rPr>
+        <w:t>enum</w:t>
+      </w:r>
+      <w:proofErr w:type="spellEnd"/>
+      <w:r>
+        <w:rPr>
+          <w:lang w:val="en"/>
+        </w:rPr>
+        <w:t>.</w:t>
       </w:r>
     </w:p>
     <w:p>
@@ -2273,6 +2342,7 @@
         </w:rPr>
         <w:t xml:space="preserve">: </w:t>
       </w:r>
+      <w:proofErr w:type="gramStart"/>
       <w:r>
         <w:rPr>
           <w:color w:val="CE9178"/>
@@ -2280,7 +2350,17 @@
           <w:szCs w:val="21"/>
           <w:lang w:val="en" w:eastAsia="it-IT"/>
         </w:rPr>
-        <w:t>"?: set of tables on which to enable data import from external source"</w:t>
+        <w:t>"?:</w:t>
+      </w:r>
+      <w:proofErr w:type="gramEnd"/>
+      <w:r>
+        <w:rPr>
+          <w:color w:val="CE9178"/>
+          <w:sz w:val="21"/>
+          <w:szCs w:val="21"/>
+          <w:lang w:val="en" w:eastAsia="it-IT"/>
+        </w:rPr>
+        <w:t xml:space="preserve"> set of tables on which to enable data import from external source"</w:t>
       </w:r>
       <w:r>
         <w:rPr>
@@ -2910,7 +2990,27 @@
           <w:szCs w:val="21"/>
           <w:lang w:val="en" w:eastAsia="it-IT"/>
         </w:rPr>
-        <w:t>"kyctech"</w:t>
+        <w:t>"</w:t>
+      </w:r>
+      <w:proofErr w:type="spellStart"/>
+      <w:r>
+        <w:rPr>
+          <w:color w:val="CE9178"/>
+          <w:sz w:val="21"/>
+          <w:szCs w:val="21"/>
+          <w:lang w:val="en" w:eastAsia="it-IT"/>
+        </w:rPr>
+        <w:t>kyctech</w:t>
+      </w:r>
+      <w:proofErr w:type="spellEnd"/>
+      <w:r>
+        <w:rPr>
+          <w:color w:val="CE9178"/>
+          <w:sz w:val="21"/>
+          <w:szCs w:val="21"/>
+          <w:lang w:val="en" w:eastAsia="it-IT"/>
+        </w:rPr>
+        <w:t>"</w:t>
       </w:r>
     </w:p>
     <w:p>
@@ -3097,7 +3197,29 @@
         <w:rPr>
           <w:lang w:val="en"/>
         </w:rPr>
-        <w:t>Test Profile (admin_test_kyctech.json)</w:t>
+        <w:t>Test Profile (</w:t>
+      </w:r>
+      <w:proofErr w:type="spellStart"/>
+      <w:r>
+        <w:rPr>
+          <w:lang w:val="en"/>
+        </w:rPr>
+        <w:t>admin_test_</w:t>
+      </w:r>
+      <w:proofErr w:type="gramStart"/>
+      <w:r>
+        <w:rPr>
+          <w:lang w:val="en"/>
+        </w:rPr>
+        <w:t>kyctech.json</w:t>
+      </w:r>
+      <w:proofErr w:type="spellEnd"/>
+      <w:proofErr w:type="gramEnd"/>
+      <w:r>
+        <w:rPr>
+          <w:lang w:val="en"/>
+        </w:rPr>
+        <w:t>)</w:t>
       </w:r>
     </w:p>
     <w:p>
@@ -3118,7 +3240,21 @@
           <w:lang w:val="en"/>
         </w:rPr>
         <w:lastRenderedPageBreak/>
-        <w:t>Add the chosen form entries to host the service under "externalSources".</w:t>
+        <w:t>Add the chosen form entries to host the service under "</w:t>
+      </w:r>
+      <w:proofErr w:type="spellStart"/>
+      <w:r>
+        <w:rPr>
+          <w:lang w:val="en"/>
+        </w:rPr>
+        <w:t>externalSources</w:t>
+      </w:r>
+      <w:proofErr w:type="spellEnd"/>
+      <w:r>
+        <w:rPr>
+          <w:lang w:val="en"/>
+        </w:rPr>
+        <w:t>".</w:t>
       </w:r>
     </w:p>
     <w:p>
@@ -3800,7 +3936,27 @@
           <w:szCs w:val="21"/>
           <w:lang w:val="en" w:eastAsia="it-IT"/>
         </w:rPr>
-        <w:t>"kyctech"</w:t>
+        <w:t>"</w:t>
+      </w:r>
+      <w:proofErr w:type="spellStart"/>
+      <w:r>
+        <w:rPr>
+          <w:color w:val="CE9178"/>
+          <w:sz w:val="21"/>
+          <w:szCs w:val="21"/>
+          <w:lang w:val="en" w:eastAsia="it-IT"/>
+        </w:rPr>
+        <w:t>kyctech</w:t>
+      </w:r>
+      <w:proofErr w:type="spellEnd"/>
+      <w:r>
+        <w:rPr>
+          <w:color w:val="CE9178"/>
+          <w:sz w:val="21"/>
+          <w:szCs w:val="21"/>
+          <w:lang w:val="en" w:eastAsia="it-IT"/>
+        </w:rPr>
+        <w:t>"</w:t>
       </w:r>
     </w:p>
     <w:p>
@@ -3933,7 +4089,27 @@
           <w:szCs w:val="21"/>
           <w:lang w:val="en" w:eastAsia="it-IT"/>
         </w:rPr>
-        <w:t>"kyctech"</w:t>
+        <w:t>"</w:t>
+      </w:r>
+      <w:proofErr w:type="spellStart"/>
+      <w:r>
+        <w:rPr>
+          <w:color w:val="CE9178"/>
+          <w:sz w:val="21"/>
+          <w:szCs w:val="21"/>
+          <w:lang w:val="en" w:eastAsia="it-IT"/>
+        </w:rPr>
+        <w:t>kyctech</w:t>
+      </w:r>
+      <w:proofErr w:type="spellEnd"/>
+      <w:r>
+        <w:rPr>
+          <w:color w:val="CE9178"/>
+          <w:sz w:val="21"/>
+          <w:szCs w:val="21"/>
+          <w:lang w:val="en" w:eastAsia="it-IT"/>
+        </w:rPr>
+        <w:t>"</w:t>
       </w:r>
     </w:p>
     <w:p>
@@ -4066,7 +4242,27 @@
           <w:szCs w:val="21"/>
           <w:lang w:val="en" w:eastAsia="it-IT"/>
         </w:rPr>
-        <w:t>"kyctech"</w:t>
+        <w:t>"</w:t>
+      </w:r>
+      <w:proofErr w:type="spellStart"/>
+      <w:r>
+        <w:rPr>
+          <w:color w:val="CE9178"/>
+          <w:sz w:val="21"/>
+          <w:szCs w:val="21"/>
+          <w:lang w:val="en" w:eastAsia="it-IT"/>
+        </w:rPr>
+        <w:t>kyctech</w:t>
+      </w:r>
+      <w:proofErr w:type="spellEnd"/>
+      <w:r>
+        <w:rPr>
+          <w:color w:val="CE9178"/>
+          <w:sz w:val="21"/>
+          <w:szCs w:val="21"/>
+          <w:lang w:val="en" w:eastAsia="it-IT"/>
+        </w:rPr>
+        <w:t>"</w:t>
       </w:r>
     </w:p>
     <w:p>
@@ -4217,7 +4413,21 @@
         <w:rPr>
           <w:lang w:val="en"/>
         </w:rPr>
-        <w:t>Button and click function (on dynamic-form.component)</w:t>
+        <w:t>Button and click function (on dynamic-</w:t>
+      </w:r>
+      <w:proofErr w:type="spellStart"/>
+      <w:r>
+        <w:rPr>
+          <w:lang w:val="en"/>
+        </w:rPr>
+        <w:t>form.component</w:t>
+      </w:r>
+      <w:proofErr w:type="spellEnd"/>
+      <w:r>
+        <w:rPr>
+          <w:lang w:val="en"/>
+        </w:rPr>
+        <w:t>)</w:t>
       </w:r>
     </w:p>
     <w:p>
@@ -4336,7 +4546,27 @@
           <w:szCs w:val="21"/>
           <w:lang w:val="en" w:eastAsia="it-IT"/>
         </w:rPr>
-        <w:t xml:space="preserve">[style.background-color] </w:t>
+        <w:t>[</w:t>
+      </w:r>
+      <w:proofErr w:type="spellStart"/>
+      <w:r>
+        <w:rPr>
+          <w:color w:val="9CDCFE"/>
+          <w:sz w:val="21"/>
+          <w:szCs w:val="21"/>
+          <w:lang w:val="en" w:eastAsia="it-IT"/>
+        </w:rPr>
+        <w:t>style.background</w:t>
+      </w:r>
+      <w:proofErr w:type="spellEnd"/>
+      <w:r>
+        <w:rPr>
+          <w:color w:val="9CDCFE"/>
+          <w:sz w:val="21"/>
+          <w:szCs w:val="21"/>
+          <w:lang w:val="en" w:eastAsia="it-IT"/>
+        </w:rPr>
+        <w:t xml:space="preserve">-color] </w:t>
       </w:r>
       <w:r>
         <w:rPr>
@@ -4356,6 +4586,7 @@
         </w:rPr>
         <w:t>"</w:t>
       </w:r>
+      <w:proofErr w:type="spellStart"/>
       <w:r>
         <w:rPr>
           <w:color w:val="9CDCFE"/>
@@ -4365,6 +4596,7 @@
         </w:rPr>
         <w:t>isQuickAdd</w:t>
       </w:r>
+      <w:proofErr w:type="spellEnd"/>
       <w:r>
         <w:rPr>
           <w:color w:val="D4D4D4"/>
@@ -4454,7 +4686,27 @@
           <w:szCs w:val="21"/>
           <w:lang w:val="en" w:eastAsia="it-IT"/>
         </w:rPr>
-        <w:t xml:space="preserve">[formGroup] </w:t>
+        <w:t>[</w:t>
+      </w:r>
+      <w:proofErr w:type="spellStart"/>
+      <w:r>
+        <w:rPr>
+          <w:color w:val="9CDCFE"/>
+          <w:sz w:val="21"/>
+          <w:szCs w:val="21"/>
+          <w:lang w:val="en" w:eastAsia="it-IT"/>
+        </w:rPr>
+        <w:t>formGroup</w:t>
+      </w:r>
+      <w:proofErr w:type="spellEnd"/>
+      <w:r>
+        <w:rPr>
+          <w:color w:val="9CDCFE"/>
+          <w:sz w:val="21"/>
+          <w:szCs w:val="21"/>
+          <w:lang w:val="en" w:eastAsia="it-IT"/>
+        </w:rPr>
+        <w:t xml:space="preserve">] </w:t>
       </w:r>
       <w:r>
         <w:rPr>
@@ -4519,6 +4771,7 @@
         </w:rPr>
         <w:t>'</w:t>
       </w:r>
+      <w:proofErr w:type="spellStart"/>
       <w:r>
         <w:rPr>
           <w:color w:val="9CDCFE"/>
@@ -4528,6 +4781,7 @@
         </w:rPr>
         <w:t>formName</w:t>
       </w:r>
+      <w:proofErr w:type="spellEnd"/>
       <w:r>
         <w:rPr>
           <w:color w:val="CE9178"/>
@@ -4564,6 +4818,7 @@
         </w:rPr>
         <w:t>'</w:t>
       </w:r>
+      <w:proofErr w:type="spellStart"/>
       <w:r>
         <w:rPr>
           <w:color w:val="DCDCAA"/>
@@ -4573,6 +4828,7 @@
         </w:rPr>
         <w:t>onSubmit</w:t>
       </w:r>
+      <w:proofErr w:type="spellEnd"/>
       <w:r>
         <w:rPr>
           <w:color w:val="D4D4D4"/>
@@ -4743,7 +4999,27 @@
           <w:szCs w:val="21"/>
           <w:lang w:val="en" w:eastAsia="it-IT"/>
         </w:rPr>
-        <w:t xml:space="preserve"> dynamicField [field]</w:t>
+        <w:t xml:space="preserve"> </w:t>
+      </w:r>
+      <w:proofErr w:type="spellStart"/>
+      <w:r>
+        <w:rPr>
+          <w:color w:val="9CDCFE"/>
+          <w:sz w:val="21"/>
+          <w:szCs w:val="21"/>
+          <w:lang w:val="en" w:eastAsia="it-IT"/>
+        </w:rPr>
+        <w:t>dynamicField</w:t>
+      </w:r>
+      <w:proofErr w:type="spellEnd"/>
+      <w:r>
+        <w:rPr>
+          <w:color w:val="9CDCFE"/>
+          <w:sz w:val="21"/>
+          <w:szCs w:val="21"/>
+          <w:lang w:val="en" w:eastAsia="it-IT"/>
+        </w:rPr>
+        <w:t xml:space="preserve"> [field]</w:t>
       </w:r>
       <w:r>
         <w:rPr>
@@ -4846,7 +5122,27 @@
           <w:szCs w:val="21"/>
           <w:lang w:val="en" w:eastAsia="it-IT"/>
         </w:rPr>
-        <w:t xml:space="preserve">[readOnlyPage] </w:t>
+        <w:t>[</w:t>
+      </w:r>
+      <w:proofErr w:type="spellStart"/>
+      <w:r>
+        <w:rPr>
+          <w:color w:val="9CDCFE"/>
+          <w:sz w:val="21"/>
+          <w:szCs w:val="21"/>
+          <w:lang w:val="en" w:eastAsia="it-IT"/>
+        </w:rPr>
+        <w:t>readOnlyPage</w:t>
+      </w:r>
+      <w:proofErr w:type="spellEnd"/>
+      <w:r>
+        <w:rPr>
+          <w:color w:val="9CDCFE"/>
+          <w:sz w:val="21"/>
+          <w:szCs w:val="21"/>
+          <w:lang w:val="en" w:eastAsia="it-IT"/>
+        </w:rPr>
+        <w:t xml:space="preserve">] </w:t>
       </w:r>
       <w:r>
         <w:rPr>
@@ -4866,6 +5162,7 @@
         </w:rPr>
         <w:t>'</w:t>
       </w:r>
+      <w:proofErr w:type="spellStart"/>
       <w:r>
         <w:rPr>
           <w:color w:val="9CDCFE"/>
@@ -4875,6 +5172,7 @@
         </w:rPr>
         <w:t>readOnlyPage</w:t>
       </w:r>
+      <w:proofErr w:type="spellEnd"/>
       <w:r>
         <w:rPr>
           <w:color w:val="CE9178"/>
@@ -4984,8 +5282,19 @@
           <w:szCs w:val="21"/>
           <w:lang w:val="en" w:eastAsia="it-IT"/>
         </w:rPr>
-        <w:t xml:space="preserve"> *ngIf</w:t>
-      </w:r>
+        <w:t xml:space="preserve"> *</w:t>
+      </w:r>
+      <w:proofErr w:type="spellStart"/>
+      <w:r>
+        <w:rPr>
+          <w:color w:val="9CDCFE"/>
+          <w:sz w:val="21"/>
+          <w:szCs w:val="21"/>
+          <w:lang w:val="en" w:eastAsia="it-IT"/>
+        </w:rPr>
+        <w:t>ngIf</w:t>
+      </w:r>
+      <w:proofErr w:type="spellEnd"/>
       <w:r>
         <w:rPr>
           <w:color w:val="D4D4D4"/>
@@ -5004,6 +5313,7 @@
         </w:rPr>
         <w:t>"</w:t>
       </w:r>
+      <w:proofErr w:type="spellStart"/>
       <w:r>
         <w:rPr>
           <w:color w:val="9CDCFE"/>
@@ -5013,6 +5323,7 @@
         </w:rPr>
         <w:t>showKycTechButton</w:t>
       </w:r>
+      <w:proofErr w:type="spellEnd"/>
       <w:r>
         <w:rPr>
           <w:color w:val="CE9178"/>
@@ -5049,6 +5360,8 @@
         </w:rPr>
         <w:t>"</w:t>
       </w:r>
+      <w:proofErr w:type="spellStart"/>
+      <w:proofErr w:type="gramStart"/>
       <w:r>
         <w:rPr>
           <w:color w:val="DCDCAA"/>
@@ -5058,14 +5371,25 @@
         </w:rPr>
         <w:t>kycTech</w:t>
       </w:r>
-      <w:r>
-        <w:rPr>
-          <w:color w:val="D4D4D4"/>
-          <w:sz w:val="21"/>
-          <w:szCs w:val="21"/>
-          <w:lang w:val="en" w:eastAsia="it-IT"/>
-        </w:rPr>
-        <w:t>()</w:t>
+      <w:proofErr w:type="spellEnd"/>
+      <w:r>
+        <w:rPr>
+          <w:color w:val="D4D4D4"/>
+          <w:sz w:val="21"/>
+          <w:szCs w:val="21"/>
+          <w:lang w:val="en" w:eastAsia="it-IT"/>
+        </w:rPr>
+        <w:t>(</w:t>
+      </w:r>
+      <w:proofErr w:type="gramEnd"/>
+      <w:r>
+        <w:rPr>
+          <w:color w:val="D4D4D4"/>
+          <w:sz w:val="21"/>
+          <w:szCs w:val="21"/>
+          <w:lang w:val="en" w:eastAsia="it-IT"/>
+        </w:rPr>
+        <w:t>)</w:t>
       </w:r>
       <w:r>
         <w:rPr>
@@ -5328,6 +5652,8 @@
           <w:lang w:val="en-GB" w:eastAsia="it-IT"/>
         </w:rPr>
       </w:pPr>
+      <w:proofErr w:type="spellStart"/>
+      <w:proofErr w:type="gramStart"/>
       <w:r>
         <w:rPr>
           <w:color w:val="DCDCAA"/>
@@ -5337,14 +5663,25 @@
         </w:rPr>
         <w:t>kycTech</w:t>
       </w:r>
-      <w:r>
-        <w:rPr>
-          <w:color w:val="D4D4D4"/>
-          <w:sz w:val="21"/>
-          <w:szCs w:val="21"/>
-          <w:lang w:val="en" w:eastAsia="it-IT"/>
-        </w:rPr>
-        <w:t>() {</w:t>
+      <w:proofErr w:type="spellEnd"/>
+      <w:r>
+        <w:rPr>
+          <w:color w:val="D4D4D4"/>
+          <w:sz w:val="21"/>
+          <w:szCs w:val="21"/>
+          <w:lang w:val="en" w:eastAsia="it-IT"/>
+        </w:rPr>
+        <w:t>(</w:t>
+      </w:r>
+      <w:proofErr w:type="gramEnd"/>
+      <w:r>
+        <w:rPr>
+          <w:color w:val="D4D4D4"/>
+          <w:sz w:val="21"/>
+          <w:szCs w:val="21"/>
+          <w:lang w:val="en" w:eastAsia="it-IT"/>
+        </w:rPr>
+        <w:t>) {</w:t>
       </w:r>
     </w:p>
     <w:p>
@@ -5481,6 +5818,7 @@
         </w:rPr>
         <w:t xml:space="preserve"> </w:t>
       </w:r>
+      <w:proofErr w:type="spellStart"/>
       <w:r>
         <w:rPr>
           <w:color w:val="9CDCFE"/>
@@ -5490,6 +5828,7 @@
         </w:rPr>
         <w:t>importDataSource</w:t>
       </w:r>
+      <w:proofErr w:type="spellEnd"/>
       <w:r>
         <w:rPr>
           <w:color w:val="D4D4D4"/>
@@ -5506,7 +5845,27 @@
           <w:szCs w:val="21"/>
           <w:lang w:val="en" w:eastAsia="it-IT"/>
         </w:rPr>
-        <w:t>'kyctech'</w:t>
+        <w:t>'</w:t>
+      </w:r>
+      <w:proofErr w:type="spellStart"/>
+      <w:r>
+        <w:rPr>
+          <w:color w:val="CE9178"/>
+          <w:sz w:val="21"/>
+          <w:szCs w:val="21"/>
+          <w:lang w:val="en" w:eastAsia="it-IT"/>
+        </w:rPr>
+        <w:t>kyctech</w:t>
+      </w:r>
+      <w:proofErr w:type="spellEnd"/>
+      <w:r>
+        <w:rPr>
+          <w:color w:val="CE9178"/>
+          <w:sz w:val="21"/>
+          <w:szCs w:val="21"/>
+          <w:lang w:val="en" w:eastAsia="it-IT"/>
+        </w:rPr>
+        <w:t>'</w:t>
       </w:r>
       <w:r>
         <w:rPr>
@@ -5561,8 +5920,19 @@
           <w:szCs w:val="21"/>
           <w:lang w:val="en" w:eastAsia="it-IT"/>
         </w:rPr>
-        <w:t>_dialogService</w:t>
-      </w:r>
+        <w:t>_</w:t>
+      </w:r>
+      <w:proofErr w:type="spellStart"/>
+      <w:r>
+        <w:rPr>
+          <w:color w:val="9CDCFE"/>
+          <w:sz w:val="21"/>
+          <w:szCs w:val="21"/>
+          <w:lang w:val="en" w:eastAsia="it-IT"/>
+        </w:rPr>
+        <w:t>dialogService</w:t>
+      </w:r>
+      <w:proofErr w:type="spellEnd"/>
       <w:r>
         <w:rPr>
           <w:color w:val="D4D4D4"/>
@@ -5578,6 +5948,7 @@
         </w:rPr>
         <w:t xml:space="preserve"> </w:t>
       </w:r>
+      <w:proofErr w:type="spellStart"/>
       <w:r>
         <w:rPr>
           <w:color w:val="DCDCAA"/>
@@ -5587,6 +5958,7 @@
         </w:rPr>
         <w:t>showLoadingDialog</w:t>
       </w:r>
+      <w:proofErr w:type="spellEnd"/>
       <w:r>
         <w:rPr>
           <w:color w:val="D4D4D4"/>
@@ -6009,8 +6381,19 @@
           <w:szCs w:val="21"/>
           <w:lang w:val="en" w:eastAsia="it-IT"/>
         </w:rPr>
-        <w:t>_dialogService</w:t>
-      </w:r>
+        <w:t>_</w:t>
+      </w:r>
+      <w:proofErr w:type="spellStart"/>
+      <w:r>
+        <w:rPr>
+          <w:color w:val="9CDCFE"/>
+          <w:sz w:val="21"/>
+          <w:szCs w:val="21"/>
+          <w:lang w:val="en" w:eastAsia="it-IT"/>
+        </w:rPr>
+        <w:t>dialogService</w:t>
+      </w:r>
+      <w:proofErr w:type="spellEnd"/>
       <w:r>
         <w:rPr>
           <w:color w:val="D4D4D4"/>
@@ -6026,6 +6409,7 @@
         </w:rPr>
         <w:t xml:space="preserve"> </w:t>
       </w:r>
+      <w:proofErr w:type="spellStart"/>
       <w:r>
         <w:rPr>
           <w:color w:val="DCDCAA"/>
@@ -6035,6 +6419,7 @@
         </w:rPr>
         <w:t>closeDialog</w:t>
       </w:r>
+      <w:proofErr w:type="spellEnd"/>
       <w:r>
         <w:rPr>
           <w:color w:val="D4D4D4"/>
@@ -6088,8 +6473,19 @@
           <w:szCs w:val="21"/>
           <w:lang w:val="en" w:eastAsia="it-IT"/>
         </w:rPr>
-        <w:t>_dialogService</w:t>
-      </w:r>
+        <w:t>_</w:t>
+      </w:r>
+      <w:proofErr w:type="spellStart"/>
+      <w:r>
+        <w:rPr>
+          <w:color w:val="9CDCFE"/>
+          <w:sz w:val="21"/>
+          <w:szCs w:val="21"/>
+          <w:lang w:val="en" w:eastAsia="it-IT"/>
+        </w:rPr>
+        <w:t>dialogService</w:t>
+      </w:r>
+      <w:proofErr w:type="spellEnd"/>
       <w:r>
         <w:rPr>
           <w:color w:val="D4D4D4"/>
@@ -6105,6 +6501,7 @@
         </w:rPr>
         <w:t xml:space="preserve"> </w:t>
       </w:r>
+      <w:proofErr w:type="spellStart"/>
       <w:r>
         <w:rPr>
           <w:color w:val="DCDCAA"/>
@@ -6114,6 +6511,7 @@
         </w:rPr>
         <w:t>showLoadingDialog</w:t>
       </w:r>
+      <w:proofErr w:type="spellEnd"/>
       <w:r>
         <w:rPr>
           <w:color w:val="D4D4D4"/>
@@ -6474,6 +6872,7 @@
           <w:lang w:val="en-GB" w:eastAsia="it-IT"/>
         </w:rPr>
       </w:pPr>
+      <w:proofErr w:type="spellStart"/>
       <w:r>
         <w:rPr>
           <w:color w:val="9CDCFE"/>
@@ -6483,6 +6882,7 @@
         </w:rPr>
         <w:t>innerResult</w:t>
       </w:r>
+      <w:proofErr w:type="spellEnd"/>
       <w:r>
         <w:rPr>
           <w:color w:val="569CD6"/>
@@ -6580,6 +6980,7 @@
         </w:rPr>
         <w:t>(</w:t>
       </w:r>
+      <w:proofErr w:type="spellStart"/>
       <w:r>
         <w:rPr>
           <w:color w:val="9CDCFE"/>
@@ -6589,6 +6990,7 @@
         </w:rPr>
         <w:t>innerResult</w:t>
       </w:r>
+      <w:proofErr w:type="spellEnd"/>
       <w:r>
         <w:rPr>
           <w:color w:val="D4D4D4"/>
@@ -6629,6 +7031,7 @@
         </w:rPr>
         <w:t xml:space="preserve"> (</w:t>
       </w:r>
+      <w:proofErr w:type="spellStart"/>
       <w:r>
         <w:rPr>
           <w:color w:val="9CDCFE"/>
@@ -6638,6 +7041,7 @@
         </w:rPr>
         <w:t>innerResult</w:t>
       </w:r>
+      <w:proofErr w:type="spellEnd"/>
       <w:r>
         <w:rPr>
           <w:color w:val="D4D4D4"/>
@@ -6726,6 +7130,8 @@
         </w:rPr>
         <w:t xml:space="preserve"> </w:t>
       </w:r>
+      <w:proofErr w:type="spellStart"/>
+      <w:proofErr w:type="gramStart"/>
       <w:r>
         <w:rPr>
           <w:color w:val="DCDCAA"/>
@@ -6735,14 +7141,25 @@
         </w:rPr>
         <w:t>loadData</w:t>
       </w:r>
-      <w:r>
-        <w:rPr>
-          <w:color w:val="D4D4D4"/>
-          <w:sz w:val="21"/>
-          <w:szCs w:val="21"/>
-          <w:lang w:val="en" w:eastAsia="it-IT"/>
-        </w:rPr>
-        <w:t>();</w:t>
+      <w:proofErr w:type="spellEnd"/>
+      <w:r>
+        <w:rPr>
+          <w:color w:val="D4D4D4"/>
+          <w:sz w:val="21"/>
+          <w:szCs w:val="21"/>
+          <w:lang w:val="en" w:eastAsia="it-IT"/>
+        </w:rPr>
+        <w:t>(</w:t>
+      </w:r>
+      <w:proofErr w:type="gramEnd"/>
+      <w:r>
+        <w:rPr>
+          <w:color w:val="D4D4D4"/>
+          <w:sz w:val="21"/>
+          <w:szCs w:val="21"/>
+          <w:lang w:val="en" w:eastAsia="it-IT"/>
+        </w:rPr>
+        <w:t>);</w:t>
       </w:r>
     </w:p>
     <w:p>
@@ -6788,8 +7205,19 @@
           <w:szCs w:val="21"/>
           <w:lang w:val="en" w:eastAsia="it-IT"/>
         </w:rPr>
-        <w:t>_dialogService</w:t>
-      </w:r>
+        <w:t>_</w:t>
+      </w:r>
+      <w:proofErr w:type="spellStart"/>
+      <w:r>
+        <w:rPr>
+          <w:color w:val="9CDCFE"/>
+          <w:sz w:val="21"/>
+          <w:szCs w:val="21"/>
+          <w:lang w:val="en" w:eastAsia="it-IT"/>
+        </w:rPr>
+        <w:t>dialogService</w:t>
+      </w:r>
+      <w:proofErr w:type="spellEnd"/>
       <w:r>
         <w:rPr>
           <w:color w:val="D4D4D4"/>
@@ -6805,6 +7233,7 @@
         </w:rPr>
         <w:t xml:space="preserve"> </w:t>
       </w:r>
+      <w:proofErr w:type="spellStart"/>
       <w:r>
         <w:rPr>
           <w:color w:val="DCDCAA"/>
@@ -6814,6 +7243,7 @@
         </w:rPr>
         <w:t>closeDialog</w:t>
       </w:r>
+      <w:proofErr w:type="spellEnd"/>
       <w:r>
         <w:rPr>
           <w:color w:val="D4D4D4"/>
@@ -6867,8 +7297,19 @@
           <w:szCs w:val="21"/>
           <w:lang w:val="en" w:eastAsia="it-IT"/>
         </w:rPr>
-        <w:t>_toastService</w:t>
-      </w:r>
+        <w:t>_</w:t>
+      </w:r>
+      <w:proofErr w:type="spellStart"/>
+      <w:r>
+        <w:rPr>
+          <w:color w:val="9CDCFE"/>
+          <w:sz w:val="21"/>
+          <w:szCs w:val="21"/>
+          <w:lang w:val="en" w:eastAsia="it-IT"/>
+        </w:rPr>
+        <w:t>toastService</w:t>
+      </w:r>
+      <w:proofErr w:type="spellEnd"/>
       <w:r>
         <w:rPr>
           <w:color w:val="D4D4D4"/>
@@ -6884,6 +7325,7 @@
         </w:rPr>
         <w:t xml:space="preserve"> </w:t>
       </w:r>
+      <w:proofErr w:type="spellStart"/>
       <w:r>
         <w:rPr>
           <w:color w:val="DCDCAA"/>
@@ -6893,6 +7335,7 @@
         </w:rPr>
         <w:t>showSuccessToast</w:t>
       </w:r>
+      <w:proofErr w:type="spellEnd"/>
       <w:r>
         <w:rPr>
           <w:color w:val="D4D4D4"/>
@@ -7019,8 +7462,19 @@
           <w:szCs w:val="21"/>
           <w:lang w:val="en" w:eastAsia="it-IT"/>
         </w:rPr>
-        <w:t>_dialogService</w:t>
-      </w:r>
+        <w:t>_</w:t>
+      </w:r>
+      <w:proofErr w:type="spellStart"/>
+      <w:r>
+        <w:rPr>
+          <w:color w:val="9CDCFE"/>
+          <w:sz w:val="21"/>
+          <w:szCs w:val="21"/>
+          <w:lang w:val="en" w:eastAsia="it-IT"/>
+        </w:rPr>
+        <w:t>dialogService</w:t>
+      </w:r>
+      <w:proofErr w:type="spellEnd"/>
       <w:r>
         <w:rPr>
           <w:color w:val="D4D4D4"/>
@@ -7036,6 +7490,7 @@
         </w:rPr>
         <w:t xml:space="preserve"> </w:t>
       </w:r>
+      <w:proofErr w:type="spellStart"/>
       <w:r>
         <w:rPr>
           <w:color w:val="DCDCAA"/>
@@ -7045,6 +7500,7 @@
         </w:rPr>
         <w:t>closeDialog</w:t>
       </w:r>
+      <w:proofErr w:type="spellEnd"/>
       <w:r>
         <w:rPr>
           <w:color w:val="D4D4D4"/>
@@ -7098,8 +7554,19 @@
           <w:szCs w:val="21"/>
           <w:lang w:val="en" w:eastAsia="it-IT"/>
         </w:rPr>
-        <w:t>_toastService</w:t>
-      </w:r>
+        <w:t>_</w:t>
+      </w:r>
+      <w:proofErr w:type="spellStart"/>
+      <w:r>
+        <w:rPr>
+          <w:color w:val="9CDCFE"/>
+          <w:sz w:val="21"/>
+          <w:szCs w:val="21"/>
+          <w:lang w:val="en" w:eastAsia="it-IT"/>
+        </w:rPr>
+        <w:t>toastService</w:t>
+      </w:r>
+      <w:proofErr w:type="spellEnd"/>
       <w:r>
         <w:rPr>
           <w:color w:val="D4D4D4"/>
@@ -7115,6 +7582,7 @@
         </w:rPr>
         <w:t xml:space="preserve"> </w:t>
       </w:r>
+      <w:proofErr w:type="spellStart"/>
       <w:r>
         <w:rPr>
           <w:color w:val="DCDCAA"/>
@@ -7124,6 +7592,7 @@
         </w:rPr>
         <w:t>showErrorToast</w:t>
       </w:r>
+      <w:proofErr w:type="spellEnd"/>
       <w:r>
         <w:rPr>
           <w:color w:val="D4D4D4"/>
@@ -7140,7 +7609,27 @@
           <w:szCs w:val="21"/>
           <w:lang w:val="en" w:eastAsia="it-IT"/>
         </w:rPr>
-        <w:t>'An error occured!'</w:t>
+        <w:t xml:space="preserve">'An error </w:t>
+      </w:r>
+      <w:proofErr w:type="spellStart"/>
+      <w:r>
+        <w:rPr>
+          <w:color w:val="CE9178"/>
+          <w:sz w:val="21"/>
+          <w:szCs w:val="21"/>
+          <w:lang w:val="en" w:eastAsia="it-IT"/>
+        </w:rPr>
+        <w:t>occured</w:t>
+      </w:r>
+      <w:proofErr w:type="spellEnd"/>
+      <w:r>
+        <w:rPr>
+          <w:color w:val="CE9178"/>
+          <w:sz w:val="21"/>
+          <w:szCs w:val="21"/>
+          <w:lang w:val="en" w:eastAsia="it-IT"/>
+        </w:rPr>
+        <w:t>!'</w:t>
       </w:r>
       <w:r>
         <w:rPr>
@@ -7214,6 +7703,7 @@
           <w:lang w:val="en-GB" w:eastAsia="it-IT"/>
         </w:rPr>
       </w:pPr>
+      <w:proofErr w:type="spellStart"/>
       <w:r>
         <w:rPr>
           <w:color w:val="9CDCFE"/>
@@ -7223,6 +7713,7 @@
         </w:rPr>
         <w:t>innerError</w:t>
       </w:r>
+      <w:proofErr w:type="spellEnd"/>
       <w:r>
         <w:rPr>
           <w:color w:val="569CD6"/>
@@ -7285,8 +7776,19 @@
           <w:szCs w:val="21"/>
           <w:lang w:val="en" w:eastAsia="it-IT"/>
         </w:rPr>
-        <w:t>_dialogService</w:t>
-      </w:r>
+        <w:t>_</w:t>
+      </w:r>
+      <w:proofErr w:type="spellStart"/>
+      <w:r>
+        <w:rPr>
+          <w:color w:val="9CDCFE"/>
+          <w:sz w:val="21"/>
+          <w:szCs w:val="21"/>
+          <w:lang w:val="en" w:eastAsia="it-IT"/>
+        </w:rPr>
+        <w:t>dialogService</w:t>
+      </w:r>
+      <w:proofErr w:type="spellEnd"/>
       <w:r>
         <w:rPr>
           <w:color w:val="D4D4D4"/>
@@ -7302,6 +7804,7 @@
         </w:rPr>
         <w:t xml:space="preserve"> </w:t>
       </w:r>
+      <w:proofErr w:type="spellStart"/>
       <w:r>
         <w:rPr>
           <w:color w:val="DCDCAA"/>
@@ -7311,6 +7814,7 @@
         </w:rPr>
         <w:t>closeDialog</w:t>
       </w:r>
+      <w:proofErr w:type="spellEnd"/>
       <w:r>
         <w:rPr>
           <w:color w:val="D4D4D4"/>
@@ -7364,8 +7868,19 @@
           <w:szCs w:val="21"/>
           <w:lang w:val="en" w:eastAsia="it-IT"/>
         </w:rPr>
-        <w:t>_toastService</w:t>
-      </w:r>
+        <w:t>_</w:t>
+      </w:r>
+      <w:proofErr w:type="spellStart"/>
+      <w:r>
+        <w:rPr>
+          <w:color w:val="9CDCFE"/>
+          <w:sz w:val="21"/>
+          <w:szCs w:val="21"/>
+          <w:lang w:val="en" w:eastAsia="it-IT"/>
+        </w:rPr>
+        <w:t>toastService</w:t>
+      </w:r>
+      <w:proofErr w:type="spellEnd"/>
       <w:r>
         <w:rPr>
           <w:color w:val="D4D4D4"/>
@@ -7381,6 +7896,7 @@
         </w:rPr>
         <w:t xml:space="preserve"> </w:t>
       </w:r>
+      <w:proofErr w:type="spellStart"/>
       <w:r>
         <w:rPr>
           <w:color w:val="DCDCAA"/>
@@ -7390,6 +7906,7 @@
         </w:rPr>
         <w:t>showErrorToast</w:t>
       </w:r>
+      <w:proofErr w:type="spellEnd"/>
       <w:r>
         <w:rPr>
           <w:color w:val="D4D4D4"/>
@@ -7406,7 +7923,27 @@
           <w:szCs w:val="21"/>
           <w:lang w:val="en" w:eastAsia="it-IT"/>
         </w:rPr>
-        <w:t>'An error occured!'</w:t>
+        <w:t xml:space="preserve">'An error </w:t>
+      </w:r>
+      <w:proofErr w:type="spellStart"/>
+      <w:r>
+        <w:rPr>
+          <w:color w:val="CE9178"/>
+          <w:sz w:val="21"/>
+          <w:szCs w:val="21"/>
+          <w:lang w:val="en" w:eastAsia="it-IT"/>
+        </w:rPr>
+        <w:t>occured</w:t>
+      </w:r>
+      <w:proofErr w:type="spellEnd"/>
+      <w:r>
+        <w:rPr>
+          <w:color w:val="CE9178"/>
+          <w:sz w:val="21"/>
+          <w:szCs w:val="21"/>
+          <w:lang w:val="en" w:eastAsia="it-IT"/>
+        </w:rPr>
+        <w:t>!'</w:t>
       </w:r>
       <w:r>
         <w:rPr>
@@ -7552,8 +8089,19 @@
           <w:szCs w:val="21"/>
           <w:lang w:val="en" w:eastAsia="it-IT"/>
         </w:rPr>
-        <w:t>_dialogService</w:t>
-      </w:r>
+        <w:t>_</w:t>
+      </w:r>
+      <w:proofErr w:type="spellStart"/>
+      <w:r>
+        <w:rPr>
+          <w:color w:val="9CDCFE"/>
+          <w:sz w:val="21"/>
+          <w:szCs w:val="21"/>
+          <w:lang w:val="en" w:eastAsia="it-IT"/>
+        </w:rPr>
+        <w:t>dialogService</w:t>
+      </w:r>
+      <w:proofErr w:type="spellEnd"/>
       <w:r>
         <w:rPr>
           <w:color w:val="D4D4D4"/>
@@ -7569,6 +8117,7 @@
         </w:rPr>
         <w:t xml:space="preserve"> </w:t>
       </w:r>
+      <w:proofErr w:type="spellStart"/>
       <w:r>
         <w:rPr>
           <w:color w:val="DCDCAA"/>
@@ -7578,6 +8127,7 @@
         </w:rPr>
         <w:t>closeDialog</w:t>
       </w:r>
+      <w:proofErr w:type="spellEnd"/>
       <w:r>
         <w:rPr>
           <w:color w:val="D4D4D4"/>
@@ -7631,8 +8181,19 @@
           <w:szCs w:val="21"/>
           <w:lang w:val="en" w:eastAsia="it-IT"/>
         </w:rPr>
-        <w:t>_toastService</w:t>
-      </w:r>
+        <w:t>_</w:t>
+      </w:r>
+      <w:proofErr w:type="spellStart"/>
+      <w:r>
+        <w:rPr>
+          <w:color w:val="9CDCFE"/>
+          <w:sz w:val="21"/>
+          <w:szCs w:val="21"/>
+          <w:lang w:val="en" w:eastAsia="it-IT"/>
+        </w:rPr>
+        <w:t>toastService</w:t>
+      </w:r>
+      <w:proofErr w:type="spellEnd"/>
       <w:r>
         <w:rPr>
           <w:color w:val="D4D4D4"/>
@@ -7648,6 +8209,7 @@
         </w:rPr>
         <w:t xml:space="preserve"> </w:t>
       </w:r>
+      <w:proofErr w:type="spellStart"/>
       <w:r>
         <w:rPr>
           <w:color w:val="DCDCAA"/>
@@ -7657,6 +8219,7 @@
         </w:rPr>
         <w:t>showErrorToast</w:t>
       </w:r>
+      <w:proofErr w:type="spellEnd"/>
       <w:r>
         <w:rPr>
           <w:color w:val="D4D4D4"/>
@@ -7673,7 +8236,27 @@
           <w:szCs w:val="21"/>
           <w:lang w:val="en" w:eastAsia="it-IT"/>
         </w:rPr>
-        <w:t>'An error occured!'</w:t>
+        <w:t xml:space="preserve">'An error </w:t>
+      </w:r>
+      <w:proofErr w:type="spellStart"/>
+      <w:r>
+        <w:rPr>
+          <w:color w:val="CE9178"/>
+          <w:sz w:val="21"/>
+          <w:szCs w:val="21"/>
+          <w:lang w:val="en" w:eastAsia="it-IT"/>
+        </w:rPr>
+        <w:t>occured</w:t>
+      </w:r>
+      <w:proofErr w:type="spellEnd"/>
+      <w:r>
+        <w:rPr>
+          <w:color w:val="CE9178"/>
+          <w:sz w:val="21"/>
+          <w:szCs w:val="21"/>
+          <w:lang w:val="en" w:eastAsia="it-IT"/>
+        </w:rPr>
+        <w:t>!'</w:t>
       </w:r>
       <w:r>
         <w:rPr>
@@ -7818,8 +8401,19 @@
           <w:szCs w:val="21"/>
           <w:lang w:val="en" w:eastAsia="it-IT"/>
         </w:rPr>
-        <w:t>_dialogService</w:t>
-      </w:r>
+        <w:t>_</w:t>
+      </w:r>
+      <w:proofErr w:type="spellStart"/>
+      <w:r>
+        <w:rPr>
+          <w:color w:val="9CDCFE"/>
+          <w:sz w:val="21"/>
+          <w:szCs w:val="21"/>
+          <w:lang w:val="en" w:eastAsia="it-IT"/>
+        </w:rPr>
+        <w:t>dialogService</w:t>
+      </w:r>
+      <w:proofErr w:type="spellEnd"/>
       <w:r>
         <w:rPr>
           <w:color w:val="D4D4D4"/>
@@ -7835,6 +8429,7 @@
         </w:rPr>
         <w:t xml:space="preserve"> </w:t>
       </w:r>
+      <w:proofErr w:type="spellStart"/>
       <w:r>
         <w:rPr>
           <w:color w:val="DCDCAA"/>
@@ -7844,6 +8439,7 @@
         </w:rPr>
         <w:t>closeDialog</w:t>
       </w:r>
+      <w:proofErr w:type="spellEnd"/>
       <w:r>
         <w:rPr>
           <w:color w:val="D4D4D4"/>
@@ -7897,8 +8493,19 @@
           <w:szCs w:val="21"/>
           <w:lang w:val="en" w:eastAsia="it-IT"/>
         </w:rPr>
-        <w:t>_toastService</w:t>
-      </w:r>
+        <w:t>_</w:t>
+      </w:r>
+      <w:proofErr w:type="spellStart"/>
+      <w:r>
+        <w:rPr>
+          <w:color w:val="9CDCFE"/>
+          <w:sz w:val="21"/>
+          <w:szCs w:val="21"/>
+          <w:lang w:val="en" w:eastAsia="it-IT"/>
+        </w:rPr>
+        <w:t>toastService</w:t>
+      </w:r>
+      <w:proofErr w:type="spellEnd"/>
       <w:r>
         <w:rPr>
           <w:color w:val="D4D4D4"/>
@@ -7914,6 +8521,7 @@
         </w:rPr>
         <w:t xml:space="preserve"> </w:t>
       </w:r>
+      <w:proofErr w:type="spellStart"/>
       <w:r>
         <w:rPr>
           <w:color w:val="DCDCAA"/>
@@ -7923,6 +8531,7 @@
         </w:rPr>
         <w:t>showErrorToast</w:t>
       </w:r>
+      <w:proofErr w:type="spellEnd"/>
       <w:r>
         <w:rPr>
           <w:color w:val="D4D4D4"/>
@@ -7939,7 +8548,27 @@
           <w:szCs w:val="21"/>
           <w:lang w:val="en" w:eastAsia="it-IT"/>
         </w:rPr>
-        <w:t>'An error occured!'</w:t>
+        <w:t xml:space="preserve">'An error </w:t>
+      </w:r>
+      <w:proofErr w:type="spellStart"/>
+      <w:r>
+        <w:rPr>
+          <w:color w:val="CE9178"/>
+          <w:sz w:val="21"/>
+          <w:szCs w:val="21"/>
+          <w:lang w:val="en" w:eastAsia="it-IT"/>
+        </w:rPr>
+        <w:t>occured</w:t>
+      </w:r>
+      <w:proofErr w:type="spellEnd"/>
+      <w:r>
+        <w:rPr>
+          <w:color w:val="CE9178"/>
+          <w:sz w:val="21"/>
+          <w:szCs w:val="21"/>
+          <w:lang w:val="en" w:eastAsia="it-IT"/>
+        </w:rPr>
+        <w:t>!'</w:t>
       </w:r>
       <w:r>
         <w:rPr>
@@ -8133,15 +8762,38 @@
         </w:rPr>
         <w:t xml:space="preserve">Refer to the postman collection: </w:t>
       </w:r>
-      <w:hyperlink r:id="rId11" w:history="1">
-        <w:r>
-          <w:rPr>
-            <w:rStyle w:val="Collegamentoipertestuale"/>
-            <w:lang w:val="en"/>
-          </w:rPr>
-          <w:t>https://www.getpostman.com/collections/1523eb204a5eb9866739</w:t>
-        </w:r>
-      </w:hyperlink>
+      <w:r>
+        <w:fldChar w:fldCharType="begin"/>
+      </w:r>
+      <w:r>
+        <w:rPr>
+          <w:lang w:val="en-GB"/>
+        </w:rPr>
+        <w:instrText>HYPERLINK "https://www.getpostman.com/collections/1523</w:instrText>
+      </w:r>
+      <w:r>
+        <w:rPr>
+          <w:lang w:val="en-GB"/>
+        </w:rPr>
+        <w:instrText>eb204a5eb9866739"</w:instrText>
+      </w:r>
+      <w:r>
+        <w:fldChar w:fldCharType="separate"/>
+      </w:r>
+      <w:r>
+        <w:rPr>
+          <w:rStyle w:val="Collegamentoipertestuale"/>
+          <w:lang w:val="en"/>
+        </w:rPr>
+        <w:t>https://www.getpostman.com/collections/1523eb204a5eb9866739</w:t>
+      </w:r>
+      <w:r>
+        <w:rPr>
+          <w:rStyle w:val="Collegamentoipertestuale"/>
+          <w:lang w:val="en"/>
+        </w:rPr>
+        <w:fldChar w:fldCharType="end"/>
+      </w:r>
     </w:p>
     <w:p>
       <w:pPr>
@@ -8179,14 +8831,9 @@
           <w:iCs/>
           <w:lang w:val="en"/>
         </w:rPr>
-        <w:t xml:space="preserve"> api/kyc/v1/person</w:t>
-      </w:r>
-      <w:r>
-        <w:rPr>
-          <w:lang w:val="en"/>
-        </w:rPr>
-        <w:t xml:space="preserve"> or company </w:t>
-      </w:r>
+        <w:t xml:space="preserve"> </w:t>
+      </w:r>
+      <w:proofErr w:type="spellStart"/>
       <w:r>
         <w:rPr>
           <w:b/>
@@ -8195,14 +8842,9 @@
           <w:iCs/>
           <w:lang w:val="en"/>
         </w:rPr>
-        <w:t>api/kyc/v1/company</w:t>
-      </w:r>
-      <w:r>
-        <w:rPr>
-          <w:lang w:val="en"/>
-        </w:rPr>
-        <w:t>) in addition to the call that returns the number of scans made (</w:t>
-      </w:r>
+        <w:t>api</w:t>
+      </w:r>
+      <w:proofErr w:type="spellEnd"/>
       <w:r>
         <w:rPr>
           <w:b/>
@@ -8211,6 +8853,60 @@
           <w:iCs/>
           <w:lang w:val="en"/>
         </w:rPr>
+        <w:t>/</w:t>
+      </w:r>
+      <w:proofErr w:type="spellStart"/>
+      <w:r>
+        <w:rPr>
+          <w:b/>
+          <w:bCs/>
+          <w:i/>
+          <w:iCs/>
+          <w:lang w:val="en"/>
+        </w:rPr>
+        <w:t>kyc</w:t>
+      </w:r>
+      <w:proofErr w:type="spellEnd"/>
+      <w:r>
+        <w:rPr>
+          <w:b/>
+          <w:bCs/>
+          <w:i/>
+          <w:iCs/>
+          <w:lang w:val="en"/>
+        </w:rPr>
+        <w:t>/v1/person</w:t>
+      </w:r>
+      <w:r>
+        <w:rPr>
+          <w:lang w:val="en"/>
+        </w:rPr>
+        <w:t xml:space="preserve"> or company </w:t>
+      </w:r>
+      <w:r>
+        <w:rPr>
+          <w:b/>
+          <w:bCs/>
+          <w:i/>
+          <w:iCs/>
+          <w:lang w:val="en"/>
+        </w:rPr>
+        <w:t>api/kyc/v1/company</w:t>
+      </w:r>
+      <w:r>
+        <w:rPr>
+          <w:lang w:val="en"/>
+        </w:rPr>
+        <w:t>) in addition to the call that returns the number of scans made (</w:t>
+      </w:r>
+      <w:r>
+        <w:rPr>
+          <w:b/>
+          <w:bCs/>
+          <w:i/>
+          <w:iCs/>
+          <w:lang w:val="en"/>
+        </w:rPr>
         <w:t>api/kyc/v1/scans</w:t>
       </w:r>
       <w:r>
@@ -8288,7 +8984,7 @@
         </w:rPr>
         <w:t xml:space="preserve">Yves Glodt (Senior IT): +352 661 45 83 06, </w:t>
       </w:r>
-      <w:hyperlink r:id="rId12" w:history="1">
+      <w:hyperlink r:id="rId10" w:history="1">
         <w:r>
           <w:rPr>
             <w:rStyle w:val="Collegamentoipertestuale"/>
@@ -8310,7 +9006,7 @@
         </w:rPr>
         <w:t xml:space="preserve">Thierry Andrè (Partner): +352 691 505 110, </w:t>
       </w:r>
-      <w:hyperlink r:id="rId13" w:history="1">
+      <w:hyperlink r:id="rId11" w:history="1">
         <w:r>
           <w:rPr>
             <w:rStyle w:val="Collegamentoipertestuale"/>
@@ -8564,8 +9260,8 @@
     <w:p/>
     <w:p/>
     <w:sectPr>
-      <w:headerReference w:type="default" r:id="rId14"/>
-      <w:footerReference w:type="default" r:id="rId15"/>
+      <w:headerReference w:type="default" r:id="rId12"/>
+      <w:footerReference w:type="default" r:id="rId13"/>
       <w:pgSz w:w="11906" w:h="16838"/>
       <w:pgMar w:top="1417" w:right="1134" w:bottom="1134" w:left="1134" w:header="708" w:footer="708" w:gutter="0"/>
       <w:pgNumType w:start="0"/>
